--- a/调试记录1.docx
+++ b/调试记录1.docx
@@ -1568,11 +1568,6 @@
       </w:r>
     </w:p>
     <w:p>
-      <w:pPr>
-        <w:rPr>
-          <w:rFonts w:hint="eastAsia"/>
-        </w:rPr>
-      </w:pPr>
       <w:r>
         <w:rPr>
           <w:rFonts w:hint="eastAsia"/>
@@ -1584,6 +1579,916 @@
           <w:rFonts w:hint="eastAsia"/>
         </w:rPr>
         <w:t>缓冲区大小: 2132225</w:t>
+      </w:r>
+    </w:p>
+    <w:p/>
+    <w:p/>
+    <w:p>
+      <w:r>
+        <w:lastRenderedPageBreak/>
+        <w:t xml:space="preserve">for </w:t>
+      </w:r>
+      <w:proofErr w:type="spellStart"/>
+      <w:r>
+        <w:t>i</w:t>
+      </w:r>
+      <w:proofErr w:type="spellEnd"/>
+      <w:r>
+        <w:t xml:space="preserve"> in 0..5 {</w:t>
+      </w:r>
+    </w:p>
+    <w:p>
+      <w:r>
+        <w:t xml:space="preserve">        let </w:t>
+      </w:r>
+      <w:proofErr w:type="spellStart"/>
+      <w:r>
+        <w:t>sensor_type</w:t>
+      </w:r>
+      <w:proofErr w:type="spellEnd"/>
+      <w:r>
+        <w:t xml:space="preserve"> = </w:t>
+      </w:r>
+      <w:proofErr w:type="spellStart"/>
+      <w:r>
+        <w:rPr>
+          <w:u w:val="single"/>
+        </w:rPr>
+        <w:t>rng</w:t>
+      </w:r>
+      <w:r>
+        <w:t>.</w:t>
+      </w:r>
+      <w:r>
+        <w:rPr>
+          <w:u w:val="single"/>
+        </w:rPr>
+        <w:t>gen_range</w:t>
+      </w:r>
+      <w:proofErr w:type="spellEnd"/>
+      <w:r>
+        <w:t>(0..3);</w:t>
+      </w:r>
+    </w:p>
+    <w:p>
+      <w:r>
+        <w:t xml:space="preserve">        // let rate = </w:t>
+      </w:r>
+      <w:proofErr w:type="spellStart"/>
+      <w:r>
+        <w:t>rng.gen_range</w:t>
+      </w:r>
+      <w:proofErr w:type="spellEnd"/>
+      <w:r>
+        <w:t>(900..1001);</w:t>
+      </w:r>
+    </w:p>
+    <w:p>
+      <w:r>
+        <w:t>        let rate = 500;</w:t>
+      </w:r>
+    </w:p>
+    <w:p>
+      <w:r>
+        <w:t xml:space="preserve">        let id = format!("sensor-{}", </w:t>
+      </w:r>
+      <w:proofErr w:type="spellStart"/>
+      <w:r>
+        <w:t>i</w:t>
+      </w:r>
+      <w:proofErr w:type="spellEnd"/>
+      <w:r>
+        <w:t>);</w:t>
+      </w:r>
+    </w:p>
+    <w:p/>
+    <w:p>
+      <w:r>
+        <w:t xml:space="preserve">测试 </w:t>
+      </w:r>
+      <w:proofErr w:type="spellStart"/>
+      <w:r>
+        <w:t>BufferManager</w:t>
+      </w:r>
+      <w:proofErr w:type="spellEnd"/>
+      <w:r>
+        <w:t xml:space="preserve"> 缓冲区大小: 2376 缓冲区大小: 4746 缓冲区大小: 7112 缓冲区大小: 9502 缓冲区大小: 11909 缓冲区大小: 14291 缓冲区大小: 16660 传感器线程退出，共读取 3348 条数据 传感器 sensor-0 实际生产 3331 条 传感器线程退出，共读取 3331 条数据 传感器 sensor-2 实际生产 3331 条 传感器 sensor-1 实际生产 3333 条 传感器线程退出，共读取 3331 条数据 传感器线程退出，共读取 3333 条数据 传感器 sensor-3 实际生产 3336 条 传感器线程退出，共读取 3336 条数据 缓冲区大小: 16679 </w:t>
+      </w:r>
+      <w:r>
+        <w:rPr>
+          <w:rFonts w:ascii="Segoe UI Emoji" w:hAnsi="Segoe UI Emoji" w:cs="Segoe UI Emoji"/>
+        </w:rPr>
+        <w:t>✅</w:t>
+      </w:r>
+      <w:r>
+        <w:t xml:space="preserve"> 测试完成 缓冲区大小: 16679 缓冲区大小: 16678 </w:t>
+      </w:r>
+    </w:p>
+    <w:p>
+      <w:r>
+        <w:t>所以是生产的速率不对这个</w:t>
+      </w:r>
+      <w:r>
+        <w:rPr>
+          <w:rFonts w:hint="eastAsia"/>
+        </w:rPr>
+        <w:t>是C</w:t>
+      </w:r>
+      <w:r>
+        <w:t>PU问题，是我无法修改的</w:t>
+      </w:r>
+    </w:p>
+    <w:p>
+      <w:pPr>
+        <w:rPr>
+          <w:b/>
+          <w:bCs/>
+          <w:u w:val="single"/>
+        </w:rPr>
+      </w:pPr>
+      <w:r>
+        <w:rPr>
+          <w:rFonts w:hint="eastAsia"/>
+          <w:b/>
+          <w:bCs/>
+          <w:u w:val="single"/>
+        </w:rPr>
+        <w:t>重点是sensor实际生产的数据条目与我对应线程读取的数据条目数量相等，也就是说生产多少条我就读了多少条，所以说没有丢失</w:t>
+      </w:r>
+    </w:p>
+    <w:p>
+      <w:pPr>
+        <w:pStyle w:val="2"/>
+      </w:pPr>
+      <w:r>
+        <w:rPr>
+          <w:rFonts w:hint="eastAsia"/>
+        </w:rPr>
+        <w:t>针对该问题的极限</w:t>
+      </w:r>
+      <w:r>
+        <w:rPr>
+          <w:rFonts w:hint="eastAsia"/>
+        </w:rPr>
+        <w:t>参数</w:t>
+      </w:r>
+      <w:r>
+        <w:rPr>
+          <w:rFonts w:hint="eastAsia"/>
+        </w:rPr>
+        <w:t>研究</w:t>
+      </w:r>
+      <w:r>
+        <w:rPr>
+          <w:rFonts w:hint="eastAsia"/>
+        </w:rPr>
+        <w:t>：</w:t>
+      </w:r>
+    </w:p>
+    <w:p>
+      <w:pPr>
+        <w:rPr>
+          <w:b/>
+          <w:bCs/>
+        </w:rPr>
+      </w:pPr>
+      <w:r>
+        <w:rPr>
+          <w:rFonts w:hint="eastAsia"/>
+          <w:b/>
+          <w:bCs/>
+        </w:rPr>
+        <w:t>单个传感器情况下：</w:t>
+      </w:r>
+    </w:p>
+    <w:p>
+      <w:pPr>
+        <w:rPr>
+          <w:b/>
+          <w:bCs/>
+        </w:rPr>
+      </w:pPr>
+      <w:r>
+        <w:rPr>
+          <w:rFonts w:hint="eastAsia"/>
+          <w:b/>
+          <w:bCs/>
+        </w:rPr>
+        <w:t>临界速率基本为50左右，该速率下5秒钟所能产生的数据量，基本稳定在247左右，有不到1%的偏差</w:t>
+      </w:r>
+    </w:p>
+    <w:p>
+      <w:pPr>
+        <w:rPr>
+          <w:b/>
+          <w:bCs/>
+        </w:rPr>
+      </w:pPr>
+      <w:r>
+        <w:rPr>
+          <w:rFonts w:hint="eastAsia"/>
+          <w:b/>
+          <w:bCs/>
+        </w:rPr>
+        <w:t>保持传感器速率为20，增加传感器数量：</w:t>
+      </w:r>
+    </w:p>
+    <w:p>
+      <w:pPr>
+        <w:rPr>
+          <w:rFonts w:hint="eastAsia"/>
+          <w:b/>
+          <w:bCs/>
+        </w:rPr>
+      </w:pPr>
+      <w:r>
+        <w:rPr>
+          <w:rFonts w:hint="eastAsia"/>
+          <w:b/>
+          <w:bCs/>
+        </w:rPr>
+        <w:t>传感器数量在680个左右及以下时，数据能够保持完美，与理论计算无偏差，例如传感器数量600个，速率20，跑5秒钟，传感器生成6万条数据，buffer读取6万条数据；数量在690~2000个左右。该阶段会出现停止无法同步停止的情况，导致有些传感器冲线后跑过头，会多生产几条，最后导致结果，传感器生成的数据量和buffer读取的数据总量会大于理论计算；数量大于2200个左右时，最终结数据总量结果小于理论计算量，即生成的速率有所偏差。</w:t>
+      </w:r>
+    </w:p>
+    <w:p/>
+    <w:p/>
+    <w:p>
+      <w:r>
+        <w:rPr>
+          <w:rFonts w:hint="eastAsia"/>
+        </w:rPr>
+        <w:t>测试：保持传感器数量在10000个不变，增加速率：</w:t>
+      </w:r>
+    </w:p>
+    <w:p>
+      <w:pPr>
+        <w:rPr>
+          <w:rFonts w:hint="eastAsia"/>
+        </w:rPr>
+      </w:pPr>
+      <w:r>
+        <w:rPr>
+          <w:rFonts w:hint="eastAsia"/>
+        </w:rPr>
+        <w:t>50：</w:t>
+      </w:r>
+      <w:r>
+        <w:rPr>
+          <w:rFonts w:hint="eastAsia"/>
+        </w:rPr>
+        <w:t>创建sensor用时: 768.4348ms</w:t>
+      </w:r>
+    </w:p>
+    <w:p>
+      <w:pPr>
+        <w:rPr>
+          <w:rFonts w:hint="eastAsia"/>
+        </w:rPr>
+      </w:pPr>
+      <w:r>
+        <w:rPr>
+          <w:rFonts w:hint="eastAsia"/>
+        </w:rPr>
+        <w:t>缓冲区大小: 327450</w:t>
+      </w:r>
+    </w:p>
+    <w:p>
+      <w:pPr>
+        <w:rPr>
+          <w:rFonts w:hint="eastAsia"/>
+        </w:rPr>
+      </w:pPr>
+      <w:r>
+        <w:rPr>
+          <w:rFonts w:hint="eastAsia"/>
+        </w:rPr>
+        <w:t>缓冲区大小: 558497</w:t>
+      </w:r>
+    </w:p>
+    <w:p>
+      <w:pPr>
+        <w:rPr>
+          <w:rFonts w:hint="eastAsia"/>
+        </w:rPr>
+      </w:pPr>
+      <w:r>
+        <w:rPr>
+          <w:rFonts w:hint="eastAsia"/>
+        </w:rPr>
+        <w:t>缓冲区大小: 763732</w:t>
+      </w:r>
+    </w:p>
+    <w:p>
+      <w:pPr>
+        <w:rPr>
+          <w:rFonts w:hint="eastAsia"/>
+        </w:rPr>
+      </w:pPr>
+      <w:r>
+        <w:rPr>
+          <w:rFonts w:hint="eastAsia"/>
+        </w:rPr>
+        <w:t>缓冲区大小: 970318</w:t>
+      </w:r>
+    </w:p>
+    <w:p>
+      <w:pPr>
+        <w:rPr>
+          <w:rFonts w:hint="eastAsia"/>
+        </w:rPr>
+      </w:pPr>
+      <w:r>
+        <w:rPr>
+          <w:rFonts w:hint="eastAsia"/>
+        </w:rPr>
+        <w:t>缓冲区大小: 1178773</w:t>
+      </w:r>
+    </w:p>
+    <w:p>
+      <w:pPr>
+        <w:rPr>
+          <w:rFonts w:hint="eastAsia"/>
+        </w:rPr>
+      </w:pPr>
+      <w:r>
+        <w:rPr>
+          <w:rFonts w:hint="eastAsia"/>
+        </w:rPr>
+        <w:t>shutdown前实际运行时间: 5.9068518s</w:t>
+      </w:r>
+    </w:p>
+    <w:p>
+      <w:pPr>
+        <w:rPr>
+          <w:rFonts w:hint="eastAsia"/>
+        </w:rPr>
+      </w:pPr>
+      <w:r>
+        <w:rPr>
+          <w:rFonts w:hint="eastAsia"/>
+        </w:rPr>
+        <w:t>缓冲区大小: 1196664</w:t>
+      </w:r>
+    </w:p>
+    <w:p>
+      <w:pPr>
+        <w:rPr>
+          <w:rFonts w:hint="eastAsia"/>
+        </w:rPr>
+      </w:pPr>
+      <w:r>
+        <w:rPr>
+          <w:rFonts w:hint="eastAsia"/>
+        </w:rPr>
+        <w:t>实际运行总时间: 26.3420635s</w:t>
+      </w:r>
+    </w:p>
+    <w:p>
+      <w:r>
+        <w:rPr>
+          <w:rFonts w:hint="eastAsia"/>
+        </w:rPr>
+        <w:t>关闭耗时：20.4351849s</w:t>
+      </w:r>
+    </w:p>
+    <w:p/>
+    <w:p>
+      <w:pPr>
+        <w:rPr>
+          <w:rFonts w:hint="eastAsia"/>
+        </w:rPr>
+      </w:pPr>
+      <w:r>
+        <w:rPr>
+          <w:rFonts w:hint="eastAsia"/>
+        </w:rPr>
+        <w:t>100：</w:t>
+      </w:r>
+      <w:r>
+        <w:rPr>
+          <w:rFonts w:hint="eastAsia"/>
+        </w:rPr>
+        <w:t>创建sensor用时: 2.0511042s</w:t>
+      </w:r>
+    </w:p>
+    <w:p>
+      <w:pPr>
+        <w:rPr>
+          <w:rFonts w:hint="eastAsia"/>
+        </w:rPr>
+      </w:pPr>
+      <w:r>
+        <w:rPr>
+          <w:rFonts w:hint="eastAsia"/>
+        </w:rPr>
+        <w:t>缓冲区大小: 463601</w:t>
+      </w:r>
+    </w:p>
+    <w:p>
+      <w:pPr>
+        <w:rPr>
+          <w:rFonts w:hint="eastAsia"/>
+        </w:rPr>
+      </w:pPr>
+      <w:r>
+        <w:rPr>
+          <w:rFonts w:hint="eastAsia"/>
+        </w:rPr>
+        <w:lastRenderedPageBreak/>
+        <w:t>缓冲区大小: 695264</w:t>
+      </w:r>
+    </w:p>
+    <w:p>
+      <w:pPr>
+        <w:rPr>
+          <w:rFonts w:hint="eastAsia"/>
+        </w:rPr>
+      </w:pPr>
+      <w:r>
+        <w:rPr>
+          <w:rFonts w:hint="eastAsia"/>
+        </w:rPr>
+        <w:t>缓冲区大小: 889484</w:t>
+      </w:r>
+    </w:p>
+    <w:p>
+      <w:pPr>
+        <w:rPr>
+          <w:rFonts w:hint="eastAsia"/>
+        </w:rPr>
+      </w:pPr>
+      <w:r>
+        <w:rPr>
+          <w:rFonts w:hint="eastAsia"/>
+        </w:rPr>
+        <w:t>缓冲区大小: 1091265</w:t>
+      </w:r>
+    </w:p>
+    <w:p>
+      <w:pPr>
+        <w:rPr>
+          <w:rFonts w:hint="eastAsia"/>
+        </w:rPr>
+      </w:pPr>
+      <w:r>
+        <w:rPr>
+          <w:rFonts w:hint="eastAsia"/>
+        </w:rPr>
+        <w:t>缓冲区大小: 1289943</w:t>
+      </w:r>
+    </w:p>
+    <w:p>
+      <w:pPr>
+        <w:rPr>
+          <w:rFonts w:hint="eastAsia"/>
+        </w:rPr>
+      </w:pPr>
+      <w:r>
+        <w:rPr>
+          <w:rFonts w:hint="eastAsia"/>
+        </w:rPr>
+        <w:t>shutdown前实际运行时间: 7.267821s</w:t>
+      </w:r>
+    </w:p>
+    <w:p>
+      <w:pPr>
+        <w:rPr>
+          <w:rFonts w:hint="eastAsia"/>
+        </w:rPr>
+      </w:pPr>
+      <w:r>
+        <w:rPr>
+          <w:rFonts w:hint="eastAsia"/>
+        </w:rPr>
+        <w:t>缓冲区大小: 1309068</w:t>
+      </w:r>
+    </w:p>
+    <w:p>
+      <w:pPr>
+        <w:rPr>
+          <w:rFonts w:hint="eastAsia"/>
+        </w:rPr>
+      </w:pPr>
+      <w:r>
+        <w:rPr>
+          <w:rFonts w:hint="eastAsia"/>
+        </w:rPr>
+        <w:t>实际运行总时间: 22.8358852s</w:t>
+      </w:r>
+    </w:p>
+    <w:p>
+      <w:r>
+        <w:rPr>
+          <w:rFonts w:hint="eastAsia"/>
+        </w:rPr>
+        <w:t>关闭耗时：15.5680179s</w:t>
+      </w:r>
+    </w:p>
+    <w:p/>
+    <w:p>
+      <w:r>
+        <w:rPr>
+          <w:rFonts w:hint="eastAsia"/>
+        </w:rPr>
+        <w:t>200：</w:t>
+      </w:r>
+    </w:p>
+    <w:p>
+      <w:pPr>
+        <w:rPr>
+          <w:rFonts w:hint="eastAsia"/>
+        </w:rPr>
+      </w:pPr>
+      <w:r>
+        <w:rPr>
+          <w:rFonts w:hint="eastAsia"/>
+        </w:rPr>
+        <w:t>创建sensor用时: 1.9614486s</w:t>
+      </w:r>
+    </w:p>
+    <w:p>
+      <w:pPr>
+        <w:rPr>
+          <w:rFonts w:hint="eastAsia"/>
+        </w:rPr>
+      </w:pPr>
+      <w:r>
+        <w:rPr>
+          <w:rFonts w:hint="eastAsia"/>
+        </w:rPr>
+        <w:t>缓冲区大小: 560592</w:t>
+      </w:r>
+    </w:p>
+    <w:p>
+      <w:pPr>
+        <w:rPr>
+          <w:rFonts w:hint="eastAsia"/>
+        </w:rPr>
+      </w:pPr>
+      <w:r>
+        <w:rPr>
+          <w:rFonts w:hint="eastAsia"/>
+        </w:rPr>
+        <w:t>缓冲区大小: 804103</w:t>
+      </w:r>
+    </w:p>
+    <w:p>
+      <w:pPr>
+        <w:rPr>
+          <w:rFonts w:hint="eastAsia"/>
+        </w:rPr>
+      </w:pPr>
+      <w:r>
+        <w:rPr>
+          <w:rFonts w:hint="eastAsia"/>
+        </w:rPr>
+        <w:t>缓冲区大小: 1060720</w:t>
+      </w:r>
+    </w:p>
+    <w:p>
+      <w:pPr>
+        <w:rPr>
+          <w:rFonts w:hint="eastAsia"/>
+        </w:rPr>
+      </w:pPr>
+      <w:r>
+        <w:rPr>
+          <w:rFonts w:hint="eastAsia"/>
+        </w:rPr>
+        <w:t>缓冲区大小: 1307126</w:t>
+      </w:r>
+    </w:p>
+    <w:p>
+      <w:pPr>
+        <w:rPr>
+          <w:rFonts w:hint="eastAsia"/>
+        </w:rPr>
+      </w:pPr>
+      <w:r>
+        <w:rPr>
+          <w:rFonts w:hint="eastAsia"/>
+        </w:rPr>
+        <w:t>缓冲区大小: 1555793</w:t>
+      </w:r>
+    </w:p>
+    <w:p>
+      <w:pPr>
+        <w:rPr>
+          <w:rFonts w:hint="eastAsia"/>
+        </w:rPr>
+      </w:pPr>
+      <w:r>
+        <w:rPr>
+          <w:rFonts w:hint="eastAsia"/>
+        </w:rPr>
+        <w:t>shutdown前实际运行时间: 7.1976792s</w:t>
+      </w:r>
+    </w:p>
+    <w:p>
+      <w:pPr>
+        <w:rPr>
+          <w:rFonts w:hint="eastAsia"/>
+        </w:rPr>
+      </w:pPr>
+      <w:r>
+        <w:rPr>
+          <w:rFonts w:hint="eastAsia"/>
+        </w:rPr>
+        <w:t>缓冲区大小: 1589917</w:t>
+      </w:r>
+    </w:p>
+    <w:p>
+      <w:pPr>
+        <w:rPr>
+          <w:rFonts w:hint="eastAsia"/>
+        </w:rPr>
+      </w:pPr>
+      <w:r>
+        <w:rPr>
+          <w:rFonts w:hint="eastAsia"/>
+        </w:rPr>
+        <w:t>实际运行总时间: 24.0294434s</w:t>
+      </w:r>
+    </w:p>
+    <w:p>
+      <w:r>
+        <w:rPr>
+          <w:rFonts w:hint="eastAsia"/>
+        </w:rPr>
+        <w:t>关闭耗时：16.8317108s</w:t>
+      </w:r>
+    </w:p>
+    <w:p/>
+    <w:p>
+      <w:r>
+        <w:rPr>
+          <w:rFonts w:hint="eastAsia"/>
+        </w:rPr>
+        <w:t>500：</w:t>
+      </w:r>
+    </w:p>
+    <w:p>
+      <w:pPr>
+        <w:rPr>
+          <w:rFonts w:hint="eastAsia"/>
+        </w:rPr>
+      </w:pPr>
+      <w:r>
+        <w:rPr>
+          <w:rFonts w:hint="eastAsia"/>
+        </w:rPr>
+        <w:t>创建sensor用时: 1.7360658s</w:t>
+      </w:r>
+    </w:p>
+    <w:p>
+      <w:pPr>
+        <w:rPr>
+          <w:rFonts w:hint="eastAsia"/>
+        </w:rPr>
+      </w:pPr>
+      <w:r>
+        <w:rPr>
+          <w:rFonts w:hint="eastAsia"/>
+        </w:rPr>
+        <w:t>缓冲区大小: 640042</w:t>
+      </w:r>
+    </w:p>
+    <w:p>
+      <w:pPr>
+        <w:rPr>
+          <w:rFonts w:hint="eastAsia"/>
+        </w:rPr>
+      </w:pPr>
+      <w:r>
+        <w:rPr>
+          <w:rFonts w:hint="eastAsia"/>
+        </w:rPr>
+        <w:t>缓冲区大小: 907163</w:t>
+      </w:r>
+    </w:p>
+    <w:p>
+      <w:pPr>
+        <w:rPr>
+          <w:rFonts w:hint="eastAsia"/>
+        </w:rPr>
+      </w:pPr>
+      <w:r>
+        <w:rPr>
+          <w:rFonts w:hint="eastAsia"/>
+        </w:rPr>
+        <w:t>缓冲区大小: 1183184</w:t>
+      </w:r>
+    </w:p>
+    <w:p>
+      <w:pPr>
+        <w:rPr>
+          <w:rFonts w:hint="eastAsia"/>
+        </w:rPr>
+      </w:pPr>
+      <w:r>
+        <w:rPr>
+          <w:rFonts w:hint="eastAsia"/>
+        </w:rPr>
+        <w:t>缓冲区大小: 1464070</w:t>
+      </w:r>
+    </w:p>
+    <w:p>
+      <w:pPr>
+        <w:rPr>
+          <w:rFonts w:hint="eastAsia"/>
+        </w:rPr>
+      </w:pPr>
+      <w:r>
+        <w:rPr>
+          <w:rFonts w:hint="eastAsia"/>
+        </w:rPr>
+        <w:t>缓冲区大小: 1730591</w:t>
+      </w:r>
+    </w:p>
+    <w:p>
+      <w:pPr>
+        <w:rPr>
+          <w:rFonts w:hint="eastAsia"/>
+        </w:rPr>
+      </w:pPr>
+      <w:r>
+        <w:rPr>
+          <w:rFonts w:hint="eastAsia"/>
+        </w:rPr>
+        <w:t>shutdown前实际运行时间: 6.9212158s</w:t>
+      </w:r>
+    </w:p>
+    <w:p>
+      <w:pPr>
+        <w:rPr>
+          <w:rFonts w:hint="eastAsia"/>
+        </w:rPr>
+      </w:pPr>
+      <w:r>
+        <w:rPr>
+          <w:rFonts w:hint="eastAsia"/>
+        </w:rPr>
+        <w:t>缓冲区大小: 1765874</w:t>
+      </w:r>
+    </w:p>
+    <w:p>
+      <w:pPr>
+        <w:rPr>
+          <w:rFonts w:hint="eastAsia"/>
+        </w:rPr>
+      </w:pPr>
+      <w:r>
+        <w:rPr>
+          <w:rFonts w:hint="eastAsia"/>
+        </w:rPr>
+        <w:t>实际运行总时间: 26.4570039s</w:t>
+      </w:r>
+    </w:p>
+    <w:p>
+      <w:r>
+        <w:rPr>
+          <w:rFonts w:hint="eastAsia"/>
+        </w:rPr>
+        <w:t>关闭耗时：19.5357117s</w:t>
+      </w:r>
+    </w:p>
+    <w:p/>
+    <w:p>
+      <w:r>
+        <w:rPr>
+          <w:rFonts w:hint="eastAsia"/>
+        </w:rPr>
+        <w:t>1000：</w:t>
+      </w:r>
+    </w:p>
+    <w:p>
+      <w:pPr>
+        <w:rPr>
+          <w:rFonts w:hint="eastAsia"/>
+        </w:rPr>
+      </w:pPr>
+      <w:r>
+        <w:rPr>
+          <w:rFonts w:hint="eastAsia"/>
+        </w:rPr>
+        <w:t>创建sensor用时: 1.2391382s</w:t>
+      </w:r>
+    </w:p>
+    <w:p>
+      <w:pPr>
+        <w:rPr>
+          <w:rFonts w:hint="eastAsia"/>
+        </w:rPr>
+      </w:pPr>
+      <w:r>
+        <w:rPr>
+          <w:rFonts w:hint="eastAsia"/>
+        </w:rPr>
+        <w:t>缓冲区大小: 455197</w:t>
+      </w:r>
+    </w:p>
+    <w:p>
+      <w:pPr>
+        <w:rPr>
+          <w:rFonts w:hint="eastAsia"/>
+        </w:rPr>
+      </w:pPr>
+      <w:r>
+        <w:rPr>
+          <w:rFonts w:hint="eastAsia"/>
+        </w:rPr>
+        <w:t>缓冲区大小: 695942</w:t>
+      </w:r>
+    </w:p>
+    <w:p>
+      <w:pPr>
+        <w:rPr>
+          <w:rFonts w:hint="eastAsia"/>
+        </w:rPr>
+      </w:pPr>
+      <w:r>
+        <w:rPr>
+          <w:rFonts w:hint="eastAsia"/>
+        </w:rPr>
+        <w:t>缓冲区大小: 950495</w:t>
+      </w:r>
+    </w:p>
+    <w:p>
+      <w:pPr>
+        <w:rPr>
+          <w:rFonts w:hint="eastAsia"/>
+        </w:rPr>
+      </w:pPr>
+      <w:r>
+        <w:rPr>
+          <w:rFonts w:hint="eastAsia"/>
+        </w:rPr>
+        <w:t>缓冲区大小: 1207013</w:t>
+      </w:r>
+    </w:p>
+    <w:p>
+      <w:pPr>
+        <w:rPr>
+          <w:rFonts w:hint="eastAsia"/>
+        </w:rPr>
+      </w:pPr>
+      <w:r>
+        <w:rPr>
+          <w:rFonts w:hint="eastAsia"/>
+        </w:rPr>
+        <w:t>缓冲区大小: 1451710</w:t>
+      </w:r>
+    </w:p>
+    <w:p>
+      <w:pPr>
+        <w:rPr>
+          <w:rFonts w:hint="eastAsia"/>
+        </w:rPr>
+      </w:pPr>
+      <w:r>
+        <w:rPr>
+          <w:rFonts w:hint="eastAsia"/>
+        </w:rPr>
+        <w:t>shutdown前实际运行时间: 6.4203711s</w:t>
+      </w:r>
+    </w:p>
+    <w:p>
+      <w:pPr>
+        <w:rPr>
+          <w:rFonts w:hint="eastAsia"/>
+        </w:rPr>
+      </w:pPr>
+      <w:r>
+        <w:rPr>
+          <w:rFonts w:hint="eastAsia"/>
+        </w:rPr>
+        <w:t>缓冲区大小: 1487598</w:t>
+      </w:r>
+    </w:p>
+    <w:p>
+      <w:pPr>
+        <w:rPr>
+          <w:rFonts w:hint="eastAsia"/>
+        </w:rPr>
+      </w:pPr>
+      <w:r>
+        <w:rPr>
+          <w:rFonts w:hint="eastAsia"/>
+        </w:rPr>
+        <w:t>实际运行总时间: 24.7911403s</w:t>
+      </w:r>
+    </w:p>
+    <w:p>
+      <w:pPr>
+        <w:rPr>
+          <w:rFonts w:hint="eastAsia"/>
+        </w:rPr>
+      </w:pPr>
+      <w:r>
+        <w:rPr>
+          <w:rFonts w:hint="eastAsia"/>
+        </w:rPr>
+        <w:t>关闭耗时：18.3707176s</w:t>
       </w:r>
     </w:p>
     <w:p>
@@ -1939,191 +2844,6 @@
           <w:rFonts w:hint="eastAsia"/>
         </w:rPr>
       </w:pPr>
-    </w:p>
-    <w:p>
-      <w:r>
-        <w:t>for i in 0..5 {</w:t>
-      </w:r>
-    </w:p>
-    <w:p>
-      <w:r>
-        <w:t xml:space="preserve">        let sensor_type = </w:t>
-      </w:r>
-      <w:r>
-        <w:rPr>
-          <w:u w:val="single"/>
-        </w:rPr>
-        <w:t>rng</w:t>
-      </w:r>
-      <w:r>
-        <w:t>.</w:t>
-      </w:r>
-      <w:r>
-        <w:rPr>
-          <w:u w:val="single"/>
-        </w:rPr>
-        <w:t>gen_range</w:t>
-      </w:r>
-      <w:r>
-        <w:t>(0..3);</w:t>
-      </w:r>
-    </w:p>
-    <w:p>
-      <w:r>
-        <w:lastRenderedPageBreak/>
-        <w:t>        // let rate = rng.gen_range(900..1001);</w:t>
-      </w:r>
-    </w:p>
-    <w:p>
-      <w:r>
-        <w:t>        let rate = 500;</w:t>
-      </w:r>
-    </w:p>
-    <w:p>
-      <w:r>
-        <w:t>        let id = format!("sensor-{}", i);</w:t>
-      </w:r>
-    </w:p>
-    <w:p/>
-    <w:p>
-      <w:r>
-        <w:t xml:space="preserve">测试 BufferManager 缓冲区大小: 2376 缓冲区大小: 4746 缓冲区大小: 7112 缓冲区大小: 9502 缓冲区大小: 11909 缓冲区大小: 14291 缓冲区大小: 16660 传感器线程退出，共读取 3348 条数据 传感器 sensor-0 实际生产 3331 条 传感器线程退出，共读取 3331 条数据 传感器 sensor-2 实际生产 3331 条 传感器 sensor-1 实际生产 3333 条 传感器线程退出，共读取 3331 条数据 传感器线程退出，共读取 3333 条数据 传感器 sensor-3 实际生产 3336 条 传感器线程退出，共读取 3336 条数据 缓冲区大小: 16679 </w:t>
-      </w:r>
-      <w:r>
-        <w:rPr>
-          <w:rFonts w:ascii="Segoe UI Emoji" w:hAnsi="Segoe UI Emoji" w:cs="Segoe UI Emoji"/>
-        </w:rPr>
-        <w:t>✅</w:t>
-      </w:r>
-      <w:r>
-        <w:t xml:space="preserve"> 测试完成 缓冲区大小: 16679 缓冲区大小: 16678 </w:t>
-      </w:r>
-    </w:p>
-    <w:p>
-      <w:r>
-        <w:t>所以是生产的速率不对这个</w:t>
-      </w:r>
-      <w:r>
-        <w:rPr>
-          <w:rFonts w:hint="eastAsia"/>
-        </w:rPr>
-        <w:t>是C</w:t>
-      </w:r>
-      <w:r>
-        <w:t>PU问题，是我无法修改的</w:t>
-      </w:r>
-    </w:p>
-    <w:p>
-      <w:pPr>
-        <w:rPr>
-          <w:b/>
-          <w:bCs/>
-          <w:u w:val="single"/>
-        </w:rPr>
-      </w:pPr>
-      <w:r>
-        <w:rPr>
-          <w:rFonts w:hint="eastAsia"/>
-          <w:b/>
-          <w:bCs/>
-          <w:u w:val="single"/>
-        </w:rPr>
-        <w:t>重点是sensor实际生产的数据条目与我对应线程读取的数据条目数量相等，也就是说生产多少条我就读了多少条，所以说没有丢失</w:t>
-      </w:r>
-    </w:p>
-    <w:p>
-      <w:pPr>
-        <w:pStyle w:val="2"/>
-      </w:pPr>
-      <w:r>
-        <w:rPr>
-          <w:rFonts w:hint="eastAsia"/>
-        </w:rPr>
-        <w:t>针对该问题的极限</w:t>
-      </w:r>
-      <w:r>
-        <w:rPr>
-          <w:rFonts w:hint="eastAsia"/>
-        </w:rPr>
-        <w:t>参数</w:t>
-      </w:r>
-      <w:r>
-        <w:rPr>
-          <w:rFonts w:hint="eastAsia"/>
-        </w:rPr>
-        <w:t>研究</w:t>
-      </w:r>
-      <w:r>
-        <w:rPr>
-          <w:rFonts w:hint="eastAsia"/>
-        </w:rPr>
-        <w:t>：</w:t>
-      </w:r>
-    </w:p>
-    <w:p>
-      <w:pPr>
-        <w:rPr>
-          <w:b/>
-          <w:bCs/>
-        </w:rPr>
-      </w:pPr>
-      <w:r>
-        <w:rPr>
-          <w:rFonts w:hint="eastAsia"/>
-          <w:b/>
-          <w:bCs/>
-        </w:rPr>
-        <w:t>单个传感器情况下：</w:t>
-      </w:r>
-    </w:p>
-    <w:p>
-      <w:pPr>
-        <w:rPr>
-          <w:b/>
-          <w:bCs/>
-        </w:rPr>
-      </w:pPr>
-      <w:r>
-        <w:rPr>
-          <w:rFonts w:hint="eastAsia"/>
-          <w:b/>
-          <w:bCs/>
-        </w:rPr>
-        <w:t>临界速率基本为50左右，该速率下5秒钟所能产生的数据量，基本稳定在247左右，有不到1%的偏差</w:t>
-      </w:r>
-    </w:p>
-    <w:p>
-      <w:pPr>
-        <w:rPr>
-          <w:b/>
-          <w:bCs/>
-        </w:rPr>
-      </w:pPr>
-      <w:r>
-        <w:rPr>
-          <w:rFonts w:hint="eastAsia"/>
-          <w:b/>
-          <w:bCs/>
-        </w:rPr>
-        <w:t>保持传感器速率为20，增加传感器数量：</w:t>
-      </w:r>
-    </w:p>
-    <w:p>
-      <w:pPr>
-        <w:rPr>
-          <w:rFonts w:hint="eastAsia"/>
-          <w:b/>
-          <w:bCs/>
-        </w:rPr>
-      </w:pPr>
-      <w:r>
-        <w:rPr>
-          <w:rFonts w:hint="eastAsia"/>
-          <w:b/>
-          <w:bCs/>
-        </w:rPr>
-        <w:t>传感器数量在680个左右及以下时，数据能够保持完美，与理论计算无偏差，例如传感器数量600个，速率20，跑5秒钟，传感器生成6万条数据，buffer读取6万条数据；数量在690~2000个左右。该阶段会出现停止无法同步停止的情况，导致有些传感器冲线后跑过头，会多生产几条，最后导致结果，传感器生成的数据量和buffer读取的数据总量会大于理论计算；数量大于2200个左右时，最终结数据总量结果小于理论计算量，即生成的速率有所偏差。</w:t>
-      </w:r>
     </w:p>
     <w:sectPr>
       <w:pgSz w:w="11906" w:h="16838"/>
